--- a/output/docx/fr/BUFRCREX_TableB_fr_30.docx
+++ b/output/docx/fr/BUFRCREX_TableB_fr_30.docx
@@ -2182,7 +2182,7 @@
           <w:i/>
           <w:sz w:val="14"/>
         </w:rPr>
-        <w:t>Note 92: Afin qu’il soit possible de distinguer sans ambiguïté les cas de valeurs manquantes et de pixels saturés, les données d’image de n bits doivent être codées à l’aide d’un champs de données de n+1. Lorsqu’un tel descripteur n’est pas déjà disponible dans la classe 30, on utilise un descripteur d’opération 2 01 YYY pour modifier le champ de données de l’entrée existante, selon les besoins.</w:t>
+        <w:t>Note B92: Afin qu’il soit possible de distinguer sans ambiguïté les cas de valeurs manquantes et de pixels saturés, les données d’image de n bits doivent être codées à l’aide d’un champs de données de n+1. Lorsqu’un tel descripteur n’est pas déjà disponible dans la classe 30, on utilise un descripteur d’opération 2 01 YYY pour modifier le champ de données de l’entrée existante, selon les besoins.</w:t>
       </w:r>
     </w:p>
     <w:p>
@@ -2192,7 +2192,7 @@
           <w:i/>
           <w:sz w:val="14"/>
         </w:rPr>
-        <w:t>Note 115: Le champ de données des pixels peut être modifié au moyen du descripteur 2 01 YYY.</w:t>
+        <w:t>Note B115: Le champ de données des pixels peut être modifié au moyen du descripteur 2 01 YYY.</w:t>
       </w:r>
     </w:p>
     <w:sectPr>
